--- a/docs/cahiers/Cahier_activites_Optique1_Chapitre4.docx
+++ b/docs/cahiers/Cahier_activites_Optique1_Chapitre4.docx
@@ -613,6 +613,29 @@
           <w:sz w:val="22"/>
           <w:szCs w:val="22"/>
         </w:rPr>
+        <w:t xml:space="preserve">Les objectifs spécifiques (OS) et les codes des activités sont ceux du syllabus de l’EC LPCI1221 : par exemple, A21 est la première activité de l’OS2 ; B4 est le bilan du chapitre.</w:t>
+      </w:r>
+    </w:p>
+    <w:p>
+      <w:pPr>
+        <w:spacing w:before="0" w:after="50" w:line="252" w:lineRule="auto"/>
+        <w:ind w:left="284" w:hanging="284"/>
+        <w:jc w:val="both"/>
+      </w:pPr>
+      <w:r>
+        <w:rPr>
+          <w:rFonts w:ascii="Tahoma" w:hAnsi="Tahoma" w:cs="Tahoma" w:eastAsia="Arial Unicode MS"/>
+          <w:sz w:val="22"/>
+          <w:szCs w:val="22"/>
+        </w:rPr>
+        <w:t xml:space="preserve">• </w:t>
+      </w:r>
+      <w:r>
+        <w:rPr>
+          <w:rFonts w:ascii="Tahoma" w:hAnsi="Tahoma" w:cs="Tahoma" w:eastAsia="Arial Unicode MS"/>
+          <w:sz w:val="22"/>
+          <w:szCs w:val="22"/>
+        </w:rPr>
         <w:t xml:space="preserve">Tous les documents cités (support de cours, diaporama, série de TD et corrigé, quiz, exercices d’entraînement, simulations, TP) se trouvent sur la plateforme physiquefacile.github.io.</w:t>
       </w:r>
     </w:p>
@@ -631,7 +654,7 @@
           <w:szCs w:val="24"/>
           <w:u w:val="single"/>
         </w:rPr>
-        <w:t xml:space="preserve">Objectifs spécifiques du chapitre</w:t>
+        <w:t xml:space="preserve">Objectifs spécifiques du syllabus visés (LPCI1221)</w:t>
       </w:r>
     </w:p>
     <w:p>
@@ -646,7 +669,48 @@
           <w:sz w:val="22"/>
           <w:szCs w:val="22"/>
         </w:rPr>
-        <w:t xml:space="preserve">OS1 — </w:t>
+        <w:t xml:space="preserve">OS3 — </w:t>
+      </w:r>
+      <w:r>
+        <w:rPr>
+          <w:rFonts w:ascii="Tahoma" w:hAnsi="Tahoma" w:cs="Tahoma" w:eastAsia="Arial Unicode MS"/>
+          <w:sz w:val="22"/>
+          <w:szCs w:val="22"/>
+        </w:rPr>
+        <w:t xml:space="preserve">Construire les images données par les miroirs et les dioptres.</w:t>
+      </w:r>
+    </w:p>
+    <w:p>
+      <w:pPr>
+        <w:keepNext/>
+        <w:spacing w:before="150" w:after="70" w:line="252" w:lineRule="auto"/>
+        <w:jc w:val="left"/>
+      </w:pPr>
+      <w:r>
+        <w:rPr>
+          <w:rFonts w:ascii="Tahoma" w:hAnsi="Tahoma" w:cs="Tahoma" w:eastAsia="Arial Unicode MS"/>
+          <w:b/>
+          <w:bCs/>
+          <w:sz w:val="24"/>
+          <w:szCs w:val="24"/>
+          <w:u w:val="single"/>
+        </w:rPr>
+        <w:t xml:space="preserve">Résultats d’apprentissage attendus du chapitre</w:t>
+      </w:r>
+    </w:p>
+    <w:p>
+      <w:pPr>
+        <w:spacing w:before="0" w:after="50" w:line="252" w:lineRule="auto"/>
+        <w:ind w:left="680" w:hanging="680"/>
+        <w:jc w:val="both"/>
+      </w:pPr>
+      <w:r>
+        <w:rPr>
+          <w:rFonts w:ascii="Tahoma" w:hAnsi="Tahoma" w:cs="Tahoma" w:eastAsia="Arial Unicode MS"/>
+          <w:sz w:val="22"/>
+          <w:szCs w:val="22"/>
+        </w:rPr>
+        <w:t xml:space="preserve">(OS3) </w:t>
       </w:r>
       <w:r>
         <w:rPr>
@@ -669,7 +733,7 @@
           <w:sz w:val="22"/>
           <w:szCs w:val="22"/>
         </w:rPr>
-        <w:t xml:space="preserve">OS2 — </w:t>
+        <w:t xml:space="preserve">(OS3) </w:t>
       </w:r>
       <w:r>
         <w:rPr>
@@ -692,7 +756,7 @@
           <w:sz w:val="22"/>
           <w:szCs w:val="22"/>
         </w:rPr>
-        <w:t xml:space="preserve">OS3 — </w:t>
+        <w:t xml:space="preserve">(OS3) </w:t>
       </w:r>
       <w:r>
         <w:rPr>
@@ -715,7 +779,7 @@
           <w:sz w:val="22"/>
           <w:szCs w:val="22"/>
         </w:rPr>
-        <w:t xml:space="preserve">OS4 — </w:t>
+        <w:t xml:space="preserve">(OS3) </w:t>
       </w:r>
       <w:r>
         <w:rPr>
@@ -738,7 +802,7 @@
           <w:sz w:val="22"/>
           <w:szCs w:val="22"/>
         </w:rPr>
-        <w:t xml:space="preserve">OS5 — </w:t>
+        <w:t xml:space="preserve">(OS3) </w:t>
       </w:r>
       <w:r>
         <w:rPr>
@@ -978,7 +1042,7 @@
                 <w:sz w:val="17"/>
                 <w:szCs w:val="17"/>
               </w:rPr>
-              <w:t xml:space="preserve">A1.1</w:t>
+              <w:t xml:space="preserve">A34</w:t>
             </w:r>
           </w:p>
         </w:tc>
@@ -1018,7 +1082,7 @@
                 <w:sz w:val="17"/>
                 <w:szCs w:val="17"/>
               </w:rPr>
-              <w:t xml:space="preserve">OS1</w:t>
+              <w:t xml:space="preserve">OS3</w:t>
             </w:r>
           </w:p>
         </w:tc>
@@ -1103,7 +1167,7 @@
                 <w:sz w:val="17"/>
                 <w:szCs w:val="17"/>
               </w:rPr>
-              <w:t xml:space="preserve">A2.1</w:t>
+              <w:t xml:space="preserve">A35</w:t>
             </w:r>
           </w:p>
         </w:tc>
@@ -1143,7 +1207,7 @@
                 <w:sz w:val="17"/>
                 <w:szCs w:val="17"/>
               </w:rPr>
-              <w:t xml:space="preserve">OS2</w:t>
+              <w:t xml:space="preserve">OS3</w:t>
             </w:r>
           </w:p>
         </w:tc>
@@ -1228,7 +1292,7 @@
                 <w:sz w:val="17"/>
                 <w:szCs w:val="17"/>
               </w:rPr>
-              <w:t xml:space="preserve">A3.1</w:t>
+              <w:t xml:space="preserve">A36</w:t>
             </w:r>
           </w:p>
         </w:tc>
@@ -1353,7 +1417,7 @@
                 <w:sz w:val="17"/>
                 <w:szCs w:val="17"/>
               </w:rPr>
-              <w:t xml:space="preserve">A4.1</w:t>
+              <w:t xml:space="preserve">A37</w:t>
             </w:r>
           </w:p>
         </w:tc>
@@ -1393,7 +1457,7 @@
                 <w:sz w:val="17"/>
                 <w:szCs w:val="17"/>
               </w:rPr>
-              <w:t xml:space="preserve">OS4</w:t>
+              <w:t xml:space="preserve">OS3</w:t>
             </w:r>
           </w:p>
         </w:tc>
@@ -1478,7 +1542,7 @@
                 <w:sz w:val="17"/>
                 <w:szCs w:val="17"/>
               </w:rPr>
-              <w:t xml:space="preserve">A5.1</w:t>
+              <w:t xml:space="preserve">A38</w:t>
             </w:r>
           </w:p>
         </w:tc>
@@ -1518,7 +1582,7 @@
                 <w:sz w:val="17"/>
                 <w:szCs w:val="17"/>
               </w:rPr>
-              <w:t xml:space="preserve">OS5</w:t>
+              <w:t xml:space="preserve">OS3</w:t>
             </w:r>
           </w:p>
         </w:tc>
@@ -1603,7 +1667,7 @@
                 <w:sz w:val="17"/>
                 <w:szCs w:val="17"/>
               </w:rPr>
-              <w:t xml:space="preserve">A2.2</w:t>
+              <w:t xml:space="preserve">A39</w:t>
             </w:r>
           </w:p>
         </w:tc>
@@ -1643,7 +1707,7 @@
                 <w:sz w:val="17"/>
                 <w:szCs w:val="17"/>
               </w:rPr>
-              <w:t xml:space="preserve">OS2</w:t>
+              <w:t xml:space="preserve">OS3</w:t>
             </w:r>
           </w:p>
         </w:tc>
@@ -1728,7 +1792,7 @@
                 <w:sz w:val="17"/>
                 <w:szCs w:val="17"/>
               </w:rPr>
-              <w:t xml:space="preserve">A5.2</w:t>
+              <w:t xml:space="preserve">B4</w:t>
             </w:r>
           </w:p>
         </w:tc>
@@ -1768,7 +1832,7 @@
                 <w:sz w:val="17"/>
                 <w:szCs w:val="17"/>
               </w:rPr>
-              <w:t xml:space="preserve">OS1–5</w:t>
+              <w:t xml:space="preserve">OS3</w:t>
             </w:r>
           </w:p>
         </w:tc>
@@ -1921,16 +1985,40 @@
           </w:tcPr>
           <w:p>
             <w:pPr>
-              <w:spacing w:before="0" w:after="0" w:line="252" w:lineRule="auto"/>
-              <w:jc w:val="both"/>
-            </w:pPr>
-            <w:r>
-              <w:rPr>
-                <w:rFonts w:ascii="Tahoma" w:hAnsi="Tahoma" w:cs="Tahoma" w:eastAsia="Arial Unicode MS"/>
-                <w:sz w:val="22"/>
-                <w:szCs w:val="22"/>
-              </w:rPr>
-              <w:t xml:space="preserve">OS1 — </w:t>
+              <w:spacing w:before="0" w:after="60" w:line="252" w:lineRule="auto"/>
+              <w:jc w:val="both"/>
+            </w:pPr>
+            <w:r>
+              <w:rPr>
+                <w:rFonts w:ascii="Tahoma" w:hAnsi="Tahoma" w:cs="Tahoma" w:eastAsia="Arial Unicode MS"/>
+                <w:sz w:val="22"/>
+                <w:szCs w:val="22"/>
+              </w:rPr>
+              <w:t xml:space="preserve">OS3 — </w:t>
+            </w:r>
+            <w:r>
+              <w:rPr>
+                <w:rFonts w:ascii="Tahoma" w:hAnsi="Tahoma" w:cs="Tahoma" w:eastAsia="Arial Unicode MS"/>
+                <w:sz w:val="22"/>
+                <w:szCs w:val="22"/>
+              </w:rPr>
+              <w:t xml:space="preserve">Construire les images données par les miroirs et les dioptres.</w:t>
+            </w:r>
+          </w:p>
+          <w:p>
+            <w:pPr>
+              <w:spacing w:before="0" w:after="0" w:line="252" w:lineRule="auto"/>
+              <w:jc w:val="both"/>
+            </w:pPr>
+            <w:r>
+              <w:rPr>
+                <w:rFonts w:ascii="Tahoma" w:hAnsi="Tahoma" w:cs="Tahoma" w:eastAsia="Arial Unicode MS"/>
+                <w:b/>
+                <w:bCs/>
+                <w:sz w:val="22"/>
+                <w:szCs w:val="22"/>
+              </w:rPr>
+              <w:t xml:space="preserve">Résultat attendu : </w:t>
             </w:r>
             <w:r>
               <w:rPr>
@@ -1967,7 +2055,7 @@
           <w:sz w:val="24"/>
           <w:szCs w:val="24"/>
         </w:rPr>
-        <w:t xml:space="preserve"> A1.1</w:t>
+        <w:t xml:space="preserve"> A34</w:t>
       </w:r>
     </w:p>
     <w:tbl>
@@ -2534,16 +2622,40 @@
           </w:tcPr>
           <w:p>
             <w:pPr>
-              <w:spacing w:before="0" w:after="0" w:line="252" w:lineRule="auto"/>
-              <w:jc w:val="both"/>
-            </w:pPr>
-            <w:r>
-              <w:rPr>
-                <w:rFonts w:ascii="Tahoma" w:hAnsi="Tahoma" w:cs="Tahoma" w:eastAsia="Arial Unicode MS"/>
-                <w:sz w:val="22"/>
-                <w:szCs w:val="22"/>
-              </w:rPr>
-              <w:t xml:space="preserve">OS2 — </w:t>
+              <w:spacing w:before="0" w:after="60" w:line="252" w:lineRule="auto"/>
+              <w:jc w:val="both"/>
+            </w:pPr>
+            <w:r>
+              <w:rPr>
+                <w:rFonts w:ascii="Tahoma" w:hAnsi="Tahoma" w:cs="Tahoma" w:eastAsia="Arial Unicode MS"/>
+                <w:sz w:val="22"/>
+                <w:szCs w:val="22"/>
+              </w:rPr>
+              <w:t xml:space="preserve">OS3 — </w:t>
+            </w:r>
+            <w:r>
+              <w:rPr>
+                <w:rFonts w:ascii="Tahoma" w:hAnsi="Tahoma" w:cs="Tahoma" w:eastAsia="Arial Unicode MS"/>
+                <w:sz w:val="22"/>
+                <w:szCs w:val="22"/>
+              </w:rPr>
+              <w:t xml:space="preserve">Construire les images données par les miroirs et les dioptres.</w:t>
+            </w:r>
+          </w:p>
+          <w:p>
+            <w:pPr>
+              <w:spacing w:before="0" w:after="0" w:line="252" w:lineRule="auto"/>
+              <w:jc w:val="both"/>
+            </w:pPr>
+            <w:r>
+              <w:rPr>
+                <w:rFonts w:ascii="Tahoma" w:hAnsi="Tahoma" w:cs="Tahoma" w:eastAsia="Arial Unicode MS"/>
+                <w:b/>
+                <w:bCs/>
+                <w:sz w:val="22"/>
+                <w:szCs w:val="22"/>
+              </w:rPr>
+              <w:t xml:space="preserve">Résultat attendu : </w:t>
             </w:r>
             <w:r>
               <w:rPr>
@@ -2580,7 +2692,7 @@
           <w:sz w:val="24"/>
           <w:szCs w:val="24"/>
         </w:rPr>
-        <w:t xml:space="preserve"> A2.1</w:t>
+        <w:t xml:space="preserve"> A35</w:t>
       </w:r>
     </w:p>
     <w:tbl>
@@ -3171,7 +3283,7 @@
           </w:tcPr>
           <w:p>
             <w:pPr>
-              <w:spacing w:before="0" w:after="0" w:line="252" w:lineRule="auto"/>
+              <w:spacing w:before="0" w:after="60" w:line="252" w:lineRule="auto"/>
               <w:jc w:val="both"/>
             </w:pPr>
             <w:r>
@@ -3181,6 +3293,30 @@
                 <w:szCs w:val="22"/>
               </w:rPr>
               <w:t xml:space="preserve">OS3 — </w:t>
+            </w:r>
+            <w:r>
+              <w:rPr>
+                <w:rFonts w:ascii="Tahoma" w:hAnsi="Tahoma" w:cs="Tahoma" w:eastAsia="Arial Unicode MS"/>
+                <w:sz w:val="22"/>
+                <w:szCs w:val="22"/>
+              </w:rPr>
+              <w:t xml:space="preserve">Construire les images données par les miroirs et les dioptres.</w:t>
+            </w:r>
+          </w:p>
+          <w:p>
+            <w:pPr>
+              <w:spacing w:before="0" w:after="0" w:line="252" w:lineRule="auto"/>
+              <w:jc w:val="both"/>
+            </w:pPr>
+            <w:r>
+              <w:rPr>
+                <w:rFonts w:ascii="Tahoma" w:hAnsi="Tahoma" w:cs="Tahoma" w:eastAsia="Arial Unicode MS"/>
+                <w:b/>
+                <w:bCs/>
+                <w:sz w:val="22"/>
+                <w:szCs w:val="22"/>
+              </w:rPr>
+              <w:t xml:space="preserve">Résultat attendu : </w:t>
             </w:r>
             <w:r>
               <w:rPr>
@@ -3217,7 +3353,7 @@
           <w:sz w:val="24"/>
           <w:szCs w:val="24"/>
         </w:rPr>
-        <w:t xml:space="preserve"> A3.1</w:t>
+        <w:t xml:space="preserve"> A36</w:t>
       </w:r>
     </w:p>
     <w:tbl>
@@ -3784,16 +3920,40 @@
           </w:tcPr>
           <w:p>
             <w:pPr>
-              <w:spacing w:before="0" w:after="0" w:line="252" w:lineRule="auto"/>
-              <w:jc w:val="both"/>
-            </w:pPr>
-            <w:r>
-              <w:rPr>
-                <w:rFonts w:ascii="Tahoma" w:hAnsi="Tahoma" w:cs="Tahoma" w:eastAsia="Arial Unicode MS"/>
-                <w:sz w:val="22"/>
-                <w:szCs w:val="22"/>
-              </w:rPr>
-              <w:t xml:space="preserve">OS4 — </w:t>
+              <w:spacing w:before="0" w:after="60" w:line="252" w:lineRule="auto"/>
+              <w:jc w:val="both"/>
+            </w:pPr>
+            <w:r>
+              <w:rPr>
+                <w:rFonts w:ascii="Tahoma" w:hAnsi="Tahoma" w:cs="Tahoma" w:eastAsia="Arial Unicode MS"/>
+                <w:sz w:val="22"/>
+                <w:szCs w:val="22"/>
+              </w:rPr>
+              <w:t xml:space="preserve">OS3 — </w:t>
+            </w:r>
+            <w:r>
+              <w:rPr>
+                <w:rFonts w:ascii="Tahoma" w:hAnsi="Tahoma" w:cs="Tahoma" w:eastAsia="Arial Unicode MS"/>
+                <w:sz w:val="22"/>
+                <w:szCs w:val="22"/>
+              </w:rPr>
+              <w:t xml:space="preserve">Construire les images données par les miroirs et les dioptres.</w:t>
+            </w:r>
+          </w:p>
+          <w:p>
+            <w:pPr>
+              <w:spacing w:before="0" w:after="0" w:line="252" w:lineRule="auto"/>
+              <w:jc w:val="both"/>
+            </w:pPr>
+            <w:r>
+              <w:rPr>
+                <w:rFonts w:ascii="Tahoma" w:hAnsi="Tahoma" w:cs="Tahoma" w:eastAsia="Arial Unicode MS"/>
+                <w:b/>
+                <w:bCs/>
+                <w:sz w:val="22"/>
+                <w:szCs w:val="22"/>
+              </w:rPr>
+              <w:t xml:space="preserve">Résultat attendu : </w:t>
             </w:r>
             <w:r>
               <w:rPr>
@@ -3830,7 +3990,7 @@
           <w:sz w:val="24"/>
           <w:szCs w:val="24"/>
         </w:rPr>
-        <w:t xml:space="preserve"> A4.1</w:t>
+        <w:t xml:space="preserve"> A37</w:t>
       </w:r>
     </w:p>
     <w:tbl>
@@ -4431,16 +4591,40 @@
           </w:tcPr>
           <w:p>
             <w:pPr>
-              <w:spacing w:before="0" w:after="0" w:line="252" w:lineRule="auto"/>
-              <w:jc w:val="both"/>
-            </w:pPr>
-            <w:r>
-              <w:rPr>
-                <w:rFonts w:ascii="Tahoma" w:hAnsi="Tahoma" w:cs="Tahoma" w:eastAsia="Arial Unicode MS"/>
-                <w:sz w:val="22"/>
-                <w:szCs w:val="22"/>
-              </w:rPr>
-              <w:t xml:space="preserve">OS5 — </w:t>
+              <w:spacing w:before="0" w:after="60" w:line="252" w:lineRule="auto"/>
+              <w:jc w:val="both"/>
+            </w:pPr>
+            <w:r>
+              <w:rPr>
+                <w:rFonts w:ascii="Tahoma" w:hAnsi="Tahoma" w:cs="Tahoma" w:eastAsia="Arial Unicode MS"/>
+                <w:sz w:val="22"/>
+                <w:szCs w:val="22"/>
+              </w:rPr>
+              <w:t xml:space="preserve">OS3 — </w:t>
+            </w:r>
+            <w:r>
+              <w:rPr>
+                <w:rFonts w:ascii="Tahoma" w:hAnsi="Tahoma" w:cs="Tahoma" w:eastAsia="Arial Unicode MS"/>
+                <w:sz w:val="22"/>
+                <w:szCs w:val="22"/>
+              </w:rPr>
+              <w:t xml:space="preserve">Construire les images données par les miroirs et les dioptres.</w:t>
+            </w:r>
+          </w:p>
+          <w:p>
+            <w:pPr>
+              <w:spacing w:before="0" w:after="0" w:line="252" w:lineRule="auto"/>
+              <w:jc w:val="both"/>
+            </w:pPr>
+            <w:r>
+              <w:rPr>
+                <w:rFonts w:ascii="Tahoma" w:hAnsi="Tahoma" w:cs="Tahoma" w:eastAsia="Arial Unicode MS"/>
+                <w:b/>
+                <w:bCs/>
+                <w:sz w:val="22"/>
+                <w:szCs w:val="22"/>
+              </w:rPr>
+              <w:t xml:space="preserve">Résultat attendu : </w:t>
             </w:r>
             <w:r>
               <w:rPr>
@@ -4477,7 +4661,7 @@
           <w:sz w:val="24"/>
           <w:szCs w:val="24"/>
         </w:rPr>
-        <w:t xml:space="preserve"> A5.1</w:t>
+        <w:t xml:space="preserve"> A38</w:t>
       </w:r>
     </w:p>
     <w:tbl>
@@ -5067,16 +5251,40 @@
           </w:tcPr>
           <w:p>
             <w:pPr>
-              <w:spacing w:before="0" w:after="0" w:line="252" w:lineRule="auto"/>
-              <w:jc w:val="both"/>
-            </w:pPr>
-            <w:r>
-              <w:rPr>
-                <w:rFonts w:ascii="Tahoma" w:hAnsi="Tahoma" w:cs="Tahoma" w:eastAsia="Arial Unicode MS"/>
-                <w:sz w:val="22"/>
-                <w:szCs w:val="22"/>
-              </w:rPr>
-              <w:t xml:space="preserve">OS2 — </w:t>
+              <w:spacing w:before="0" w:after="60" w:line="252" w:lineRule="auto"/>
+              <w:jc w:val="both"/>
+            </w:pPr>
+            <w:r>
+              <w:rPr>
+                <w:rFonts w:ascii="Tahoma" w:hAnsi="Tahoma" w:cs="Tahoma" w:eastAsia="Arial Unicode MS"/>
+                <w:sz w:val="22"/>
+                <w:szCs w:val="22"/>
+              </w:rPr>
+              <w:t xml:space="preserve">OS3 — </w:t>
+            </w:r>
+            <w:r>
+              <w:rPr>
+                <w:rFonts w:ascii="Tahoma" w:hAnsi="Tahoma" w:cs="Tahoma" w:eastAsia="Arial Unicode MS"/>
+                <w:sz w:val="22"/>
+                <w:szCs w:val="22"/>
+              </w:rPr>
+              <w:t xml:space="preserve">Construire les images données par les miroirs et les dioptres.</w:t>
+            </w:r>
+          </w:p>
+          <w:p>
+            <w:pPr>
+              <w:spacing w:before="0" w:after="0" w:line="252" w:lineRule="auto"/>
+              <w:jc w:val="both"/>
+            </w:pPr>
+            <w:r>
+              <w:rPr>
+                <w:rFonts w:ascii="Tahoma" w:hAnsi="Tahoma" w:cs="Tahoma" w:eastAsia="Arial Unicode MS"/>
+                <w:b/>
+                <w:bCs/>
+                <w:sz w:val="22"/>
+                <w:szCs w:val="22"/>
+              </w:rPr>
+              <w:t xml:space="preserve">Résultat attendu : </w:t>
             </w:r>
             <w:r>
               <w:rPr>
@@ -5113,7 +5321,7 @@
           <w:sz w:val="24"/>
           <w:szCs w:val="24"/>
         </w:rPr>
-        <w:t xml:space="preserve"> A2.2</w:t>
+        <w:t xml:space="preserve"> A39</w:t>
       </w:r>
     </w:p>
     <w:tbl>
@@ -5678,7 +5886,7 @@
           </w:tcPr>
           <w:p>
             <w:pPr>
-              <w:spacing w:before="0" w:after="0" w:line="252" w:lineRule="auto"/>
+              <w:spacing w:before="0" w:after="60" w:line="252" w:lineRule="auto"/>
               <w:jc w:val="both"/>
             </w:pPr>
             <w:r>
@@ -5696,6 +5904,30 @@
                 <w:szCs w:val="22"/>
               </w:rPr>
               <w:t xml:space="preserve">Mobiliser l’ensemble des compétences du chapitre (objectifs spécifiques 1 à 5) et évaluer sa propre maîtrise.</w:t>
+            </w:r>
+          </w:p>
+          <w:p>
+            <w:pPr>
+              <w:spacing w:before="0" w:after="0" w:line="252" w:lineRule="auto"/>
+              <w:jc w:val="both"/>
+            </w:pPr>
+            <w:r>
+              <w:rPr>
+                <w:rFonts w:ascii="Tahoma" w:hAnsi="Tahoma" w:cs="Tahoma" w:eastAsia="Arial Unicode MS"/>
+                <w:b/>
+                <w:bCs/>
+                <w:sz w:val="22"/>
+                <w:szCs w:val="22"/>
+              </w:rPr>
+              <w:t xml:space="preserve">OS visés : </w:t>
+            </w:r>
+            <w:r>
+              <w:rPr>
+                <w:rFonts w:ascii="Tahoma" w:hAnsi="Tahoma" w:cs="Tahoma" w:eastAsia="Arial Unicode MS"/>
+                <w:sz w:val="22"/>
+                <w:szCs w:val="22"/>
+              </w:rPr>
+              <w:t xml:space="preserve">OS3</w:t>
             </w:r>
           </w:p>
         </w:tc>
@@ -5724,7 +5956,7 @@
           <w:sz w:val="24"/>
           <w:szCs w:val="24"/>
         </w:rPr>
-        <w:t xml:space="preserve"> A5.2</w:t>
+        <w:t xml:space="preserve"> B4</w:t>
       </w:r>
     </w:p>
     <w:tbl>
@@ -6372,7 +6604,7 @@
                 <w:sz w:val="20"/>
                 <w:szCs w:val="20"/>
               </w:rPr>
-              <w:t xml:space="preserve">Compétence (objectif spécifique)</w:t>
+              <w:t xml:space="preserve">Compétence (OS du syllabus)</w:t>
             </w:r>
           </w:p>
         </w:tc>
@@ -6466,7 +6698,7 @@
                 <w:sz w:val="20"/>
                 <w:szCs w:val="20"/>
               </w:rPr>
-              <w:t xml:space="preserve">OS1 — Miroirs et dioptres sphériques, nature</w:t>
+              <w:t xml:space="preserve">OS3 — Miroirs et dioptres sphériques, nature</w:t>
             </w:r>
           </w:p>
         </w:tc>
@@ -6526,7 +6758,7 @@
                 <w:sz w:val="20"/>
                 <w:szCs w:val="20"/>
               </w:rPr>
-              <w:t xml:space="preserve">Activité A1.1 ; support § 4.1 et 4.2</w:t>
+              <w:t xml:space="preserve">Activité A34 ; support § 4.1 et 4.2</w:t>
             </w:r>
           </w:p>
         </w:tc>
@@ -6551,7 +6783,7 @@
                 <w:sz w:val="20"/>
                 <w:szCs w:val="20"/>
               </w:rPr>
-              <w:t xml:space="preserve">OS2 — Relations de conjugaison</w:t>
+              <w:t xml:space="preserve">OS3 — Relations de conjugaison</w:t>
             </w:r>
           </w:p>
         </w:tc>
@@ -6611,7 +6843,7 @@
                 <w:sz w:val="20"/>
                 <w:szCs w:val="20"/>
               </w:rPr>
-              <w:t xml:space="preserve">Activités A2.1 et A2.2 ; support § 4.1 et 4.2</w:t>
+              <w:t xml:space="preserve">Activités A35 et A39 ; support § 4.1 et 4.2</w:t>
             </w:r>
           </w:p>
         </w:tc>
@@ -6696,7 +6928,7 @@
                 <w:sz w:val="20"/>
                 <w:szCs w:val="20"/>
               </w:rPr>
-              <w:t xml:space="preserve">Activité A3.1 ; support § 4.2</w:t>
+              <w:t xml:space="preserve">Activité A36 ; support § 4.2</w:t>
             </w:r>
           </w:p>
         </w:tc>
@@ -6721,7 +6953,7 @@
                 <w:sz w:val="20"/>
                 <w:szCs w:val="20"/>
               </w:rPr>
-              <w:t xml:space="preserve">OS4 — Grandissement transversal</w:t>
+              <w:t xml:space="preserve">OS3 — Grandissement transversal</w:t>
             </w:r>
           </w:p>
         </w:tc>
@@ -6781,7 +7013,7 @@
                 <w:sz w:val="20"/>
                 <w:szCs w:val="20"/>
               </w:rPr>
-              <w:t xml:space="preserve">Activité A4.1 ; support § 4.1 et 4.2</w:t>
+              <w:t xml:space="preserve">Activité A37 ; support § 4.1 et 4.2</w:t>
             </w:r>
           </w:p>
         </w:tc>
@@ -6806,7 +7038,7 @@
                 <w:sz w:val="20"/>
                 <w:szCs w:val="20"/>
               </w:rPr>
-              <w:t xml:space="preserve">OS5 — Construction des images</w:t>
+              <w:t xml:space="preserve">OS3 — Construction des images</w:t>
             </w:r>
           </w:p>
         </w:tc>
@@ -6866,7 +7098,7 @@
                 <w:sz w:val="20"/>
                 <w:szCs w:val="20"/>
               </w:rPr>
-              <w:t xml:space="preserve">Activité A5.1 ; support § 4.1 et 4.2</w:t>
+              <w:t xml:space="preserve">Activité A38 ; support § 4.1 et 4.2</w:t>
             </w:r>
           </w:p>
         </w:tc>
